--- a/bai4.docx
+++ b/bai4.docx
@@ -2,20 +2,198 @@
 <file path=word/document.xml><?xml version="1.0" encoding="utf-8"?>
 <w:document xmlns:wpc="http://schemas.microsoft.com/office/word/2010/wordprocessingCanvas" xmlns:cx="http://schemas.microsoft.com/office/drawing/2014/chartex" xmlns:cx1="http://schemas.microsoft.com/office/drawing/2015/9/8/chartex" xmlns:cx2="http://schemas.microsoft.com/office/drawing/2015/10/21/chartex" xmlns:cx3="http://schemas.microsoft.com/office/drawing/2016/5/9/chartex" xmlns:cx4="http://schemas.microsoft.com/office/drawing/2016/5/10/chartex" xmlns:cx5="http://schemas.microsoft.com/office/drawing/2016/5/11/chartex" xmlns:cx6="http://schemas.microsoft.com/office/drawing/2016/5/12/chartex" xmlns:cx7="http://schemas.microsoft.com/office/drawing/2016/5/13/chartex" xmlns:cx8="http://schemas.microsoft.com/office/drawing/2016/5/14/chartex" xmlns:mc="http://schemas.openxmlformats.org/markup-compatibility/2006" xmlns:aink="http://schemas.microsoft.com/office/drawing/2016/ink" xmlns:am3d="http://schemas.microsoft.com/office/drawing/2017/model3d" xmlns:o="urn:schemas-microsoft-com:office:office" xmlns:oel="http://schemas.microsoft.com/office/2019/extlst" xmlns:r="http://schemas.openxmlformats.org/officeDocument/2006/relationships" xmlns:m="http://schemas.openxmlformats.org/officeDocument/2006/math" xmlns:v="urn:schemas-microsoft-com:vml" xmlns:wp14="http://schemas.microsoft.com/office/word/2010/wordprocessingDrawing" xmlns:wp="http://schemas.openxmlformats.org/drawingml/2006/wordprocessingDrawing" xmlns:w10="urn:schemas-microsoft-com:office:word" xmlns:w="http://schemas.openxmlformats.org/wordprocessingml/2006/main" xmlns:w14="http://schemas.microsoft.com/office/word/2010/wordml" xmlns:w15="http://schemas.microsoft.com/office/word/2012/wordml" xmlns:w16cex="http://schemas.microsoft.com/office/word/2018/wordml/cex" xmlns:w16cid="http://schemas.microsoft.com/office/word/2016/wordml/cid" xmlns:w16="http://schemas.microsoft.com/office/word/2018/wordml" xmlns:w16du="http://schemas.microsoft.com/office/word/2023/wordml/word16du" xmlns:w16sdtdh="http://schemas.microsoft.com/office/word/2020/wordml/sdtdatahash" xmlns:w16sdtfl="http://schemas.microsoft.com/office/word/2024/wordml/sdtformatlock" xmlns:w16se="http://schemas.microsoft.com/office/word/2015/wordml/symex" xmlns:wpg="http://schemas.microsoft.com/office/word/2010/wordprocessingGroup" xmlns:wpi="http://schemas.microsoft.com/office/word/2010/wordprocessingInk" xmlns:wne="http://schemas.microsoft.com/office/word/2006/wordml" xmlns:wps="http://schemas.microsoft.com/office/word/2010/wordprocessingShape" mc:Ignorable="w14 w15 w16se w16cid w16 w16cex w16sdtdh w16sdtfl w16du wp14">
   <w:body>
+    <w:p>
+      <w:pPr>
+        <w:rPr>
+          <w:b/>
+          <w:bCs/>
+        </w:rPr>
+      </w:pPr>
+      <w:r>
+        <w:rPr>
+          <w:b/>
+          <w:bCs/>
+        </w:rPr>
+        <w:t>1. Phân tích &amp; Đề xuất (2 Giải pháp DDL)</w:t>
+      </w:r>
+    </w:p>
+    <w:p>
+      <w:pPr>
+        <w:rPr>
+          <w:b/>
+          <w:bCs/>
+        </w:rPr>
+      </w:pPr>
+      <w:r>
+        <w:rPr>
+          <w:b/>
+          <w:bCs/>
+        </w:rPr>
+        <w:t>Vì bạn yêu cầu chỉ sử dụng các lệnh DDL (nhóm lệnh định nghĩa cấu trúc), chúng ta có 2 hướng tiếp cận chính:</w:t>
+      </w:r>
+    </w:p>
+    <w:p>
+      <w:pPr>
+        <w:numPr>
+          <w:ilvl w:val="0"/>
+          <w:numId w:val="1"/>
+        </w:numPr>
+        <w:rPr>
+          <w:b/>
+          <w:bCs/>
+        </w:rPr>
+      </w:pPr>
+      <w:r>
+        <w:rPr>
+          <w:b/>
+          <w:bCs/>
+        </w:rPr>
+        <w:t>Giải pháp 1: Sửa trực tiếp cột hiện tại (The Direct Way)</w:t>
+      </w:r>
+    </w:p>
+    <w:p>
+      <w:pPr>
+        <w:numPr>
+          <w:ilvl w:val="1"/>
+          <w:numId w:val="1"/>
+        </w:numPr>
+        <w:rPr>
+          <w:b/>
+          <w:bCs/>
+        </w:rPr>
+      </w:pPr>
+      <w:r>
+        <w:rPr>
+          <w:b/>
+          <w:bCs/>
+        </w:rPr>
+        <w:t>Sử dụng lệnh ALTER TABLE ... MODIFY.</w:t>
+      </w:r>
+    </w:p>
+    <w:p>
+      <w:pPr>
+        <w:numPr>
+          <w:ilvl w:val="1"/>
+          <w:numId w:val="1"/>
+        </w:numPr>
+        <w:rPr>
+          <w:b/>
+          <w:bCs/>
+        </w:rPr>
+      </w:pPr>
+      <w:r>
+        <w:rPr>
+          <w:b/>
+          <w:bCs/>
+        </w:rPr>
+        <w:t>Cơ chế: MySQL sẽ quét toàn bộ 2 triệu dòng, chuyển đổi giá trị từ số sang chuỗi và ghi đè trực tiếp lên cột Phone.</w:t>
+      </w:r>
+    </w:p>
+    <w:p>
+      <w:pPr>
+        <w:numPr>
+          <w:ilvl w:val="0"/>
+          <w:numId w:val="1"/>
+        </w:numPr>
+        <w:rPr>
+          <w:b/>
+          <w:bCs/>
+        </w:rPr>
+      </w:pPr>
+      <w:r>
+        <w:rPr>
+          <w:b/>
+          <w:bCs/>
+        </w:rPr>
+        <w:t>Giải pháp 2: Chiến thuật "Bảng tạm/Cột tạm" (The Safe Way)</w:t>
+      </w:r>
+    </w:p>
+    <w:p>
+      <w:pPr>
+        <w:numPr>
+          <w:ilvl w:val="1"/>
+          <w:numId w:val="1"/>
+        </w:numPr>
+        <w:rPr>
+          <w:b/>
+          <w:bCs/>
+        </w:rPr>
+      </w:pPr>
+      <w:r>
+        <w:rPr>
+          <w:b/>
+          <w:bCs/>
+        </w:rPr>
+        <w:t>Tạo một cột mới với kiểu dữ liệu đúng, sau đó "di cư" dữ liệu sang.</w:t>
+      </w:r>
+    </w:p>
+    <w:p>
+      <w:pPr>
+        <w:numPr>
+          <w:ilvl w:val="1"/>
+          <w:numId w:val="1"/>
+        </w:numPr>
+        <w:rPr>
+          <w:b/>
+          <w:bCs/>
+        </w:rPr>
+      </w:pPr>
+      <w:r>
+        <w:rPr>
+          <w:b/>
+          <w:bCs/>
+        </w:rPr>
+        <w:t>Cơ chế: Thêm cột Phone_new (VARCHAR), sau đó sau này mới xử lý việc bỏ cột cũ. Cách này giúp tránh việc khóa bảng quá lâu gây sập ứng dụng.</w:t>
+      </w:r>
+    </w:p>
+    <w:p>
+      <w:pPr>
+        <w:rPr>
+          <w:b/>
+          <w:bCs/>
+        </w:rPr>
+      </w:pPr>
+      <w:r>
+        <w:rPr>
+          <w:b/>
+          <w:bCs/>
+        </w:rPr>
+        <w:pict w14:anchorId="71CF3520">
+          <v:rect id="_x0000_i1031" style="width:0;height:1.5pt" o:hralign="center" o:hrstd="t" o:hr="t" fillcolor="#a0a0a0" stroked="f"/>
+        </w:pict>
+      </w:r>
+    </w:p>
+    <w:p>
+      <w:pPr>
+        <w:rPr>
+          <w:b/>
+          <w:bCs/>
+        </w:rPr>
+      </w:pPr>
+      <w:r>
+        <w:rPr>
+          <w:b/>
+          <w:bCs/>
+        </w:rPr>
+        <w:t>2. So sánh &amp; Lựa chọn</w:t>
+      </w:r>
+    </w:p>
     <w:tbl>
       <w:tblPr>
         <w:tblW w:w="0" w:type="auto"/>
         <w:tblCellSpacing w:w="15" w:type="dxa"/>
         <w:tblCellMar>
-          <w:left w:w="0" w:type="dxa"/>
-          <w:right w:w="0" w:type="dxa"/>
+          <w:top w:w="15" w:type="dxa"/>
+          <w:left w:w="15" w:type="dxa"/>
+          <w:bottom w:w="15" w:type="dxa"/>
+          <w:right w:w="15" w:type="dxa"/>
         </w:tblCellMar>
         <w:tblLook w:val="04A0" w:firstRow="1" w:lastRow="0" w:firstColumn="1" w:lastColumn="0" w:noHBand="0" w:noVBand="1"/>
       </w:tblPr>
       <w:tblGrid>
-        <w:gridCol w:w="931"/>
-        <w:gridCol w:w="4814"/>
-        <w:gridCol w:w="3599"/>
+        <w:gridCol w:w="1062"/>
+        <w:gridCol w:w="4465"/>
+        <w:gridCol w:w="3817"/>
       </w:tblGrid>
       <w:tr>
         <w:trPr>
@@ -31,16 +209,16 @@
               <w:bottom w:val="single" w:sz="6" w:space="0" w:color="auto"/>
               <w:right w:val="single" w:sz="6" w:space="0" w:color="auto"/>
             </w:tcBorders>
-            <w:tcMar>
-              <w:top w:w="240" w:type="dxa"/>
-              <w:left w:w="0" w:type="dxa"/>
-              <w:bottom w:w="240" w:type="dxa"/>
-              <w:right w:w="180" w:type="dxa"/>
-            </w:tcMar>
             <w:vAlign w:val="center"/>
             <w:hideMark/>
           </w:tcPr>
           <w:p>
+            <w:pPr>
+              <w:rPr>
+                <w:b/>
+                <w:bCs/>
+              </w:rPr>
+            </w:pPr>
             <w:r>
               <w:rPr>
                 <w:b/>
@@ -59,22 +237,22 @@
               <w:bottom w:val="single" w:sz="6" w:space="0" w:color="auto"/>
               <w:right w:val="single" w:sz="6" w:space="0" w:color="auto"/>
             </w:tcBorders>
-            <w:tcMar>
-              <w:top w:w="240" w:type="dxa"/>
-              <w:left w:w="0" w:type="dxa"/>
-              <w:bottom w:w="240" w:type="dxa"/>
-              <w:right w:w="180" w:type="dxa"/>
-            </w:tcMar>
             <w:vAlign w:val="center"/>
             <w:hideMark/>
           </w:tcPr>
           <w:p>
+            <w:pPr>
+              <w:rPr>
+                <w:b/>
+                <w:bCs/>
+              </w:rPr>
+            </w:pPr>
             <w:r>
               <w:rPr>
                 <w:b/>
                 <w:bCs/>
               </w:rPr>
-              <w:t>Giải pháp 1: ALTER TABLE trực tiếp</w:t>
+              <w:t>Giải pháp 1: Sửa trực tiếp (MODIFY)</w:t>
             </w:r>
           </w:p>
         </w:tc>
@@ -87,22 +265,22 @@
               <w:bottom w:val="single" w:sz="6" w:space="0" w:color="auto"/>
               <w:right w:val="single" w:sz="6" w:space="0" w:color="auto"/>
             </w:tcBorders>
-            <w:tcMar>
-              <w:top w:w="240" w:type="dxa"/>
-              <w:left w:w="0" w:type="dxa"/>
-              <w:bottom w:w="240" w:type="dxa"/>
-              <w:right w:w="0" w:type="dxa"/>
-            </w:tcMar>
             <w:vAlign w:val="center"/>
             <w:hideMark/>
           </w:tcPr>
           <w:p>
+            <w:pPr>
+              <w:rPr>
+                <w:b/>
+                <w:bCs/>
+              </w:rPr>
+            </w:pPr>
             <w:r>
               <w:rPr>
                 <w:b/>
                 <w:bCs/>
               </w:rPr>
-              <w:t>Giải pháp 2: Thêm cột tạm/Bảng tạm</w:t>
+              <w:t>Giải pháp 2: Thêm cột mới (ADD COLUMN)</w:t>
             </w:r>
           </w:p>
         </w:tc>
@@ -120,22 +298,22 @@
               <w:bottom w:val="single" w:sz="6" w:space="0" w:color="auto"/>
               <w:right w:val="single" w:sz="6" w:space="0" w:color="auto"/>
             </w:tcBorders>
-            <w:tcMar>
-              <w:top w:w="240" w:type="dxa"/>
-              <w:left w:w="0" w:type="dxa"/>
-              <w:bottom w:w="240" w:type="dxa"/>
-              <w:right w:w="180" w:type="dxa"/>
-            </w:tcMar>
             <w:vAlign w:val="center"/>
             <w:hideMark/>
           </w:tcPr>
           <w:p>
+            <w:pPr>
+              <w:rPr>
+                <w:b/>
+                <w:bCs/>
+              </w:rPr>
+            </w:pPr>
             <w:r>
               <w:rPr>
                 <w:b/>
                 <w:bCs/>
               </w:rPr>
-              <w:t>Độ khó</w:t>
+              <w:t>Độ dễ thực hiện</w:t>
             </w:r>
           </w:p>
         </w:tc>
@@ -148,25 +326,22 @@
               <w:bottom w:val="single" w:sz="6" w:space="0" w:color="auto"/>
               <w:right w:val="single" w:sz="6" w:space="0" w:color="auto"/>
             </w:tcBorders>
-            <w:tcMar>
-              <w:top w:w="240" w:type="dxa"/>
-              <w:left w:w="0" w:type="dxa"/>
-              <w:bottom w:w="240" w:type="dxa"/>
-              <w:right w:w="180" w:type="dxa"/>
-            </w:tcMar>
             <w:vAlign w:val="center"/>
             <w:hideMark/>
           </w:tcPr>
           <w:p>
+            <w:pPr>
+              <w:rPr>
+                <w:b/>
+                <w:bCs/>
+              </w:rPr>
+            </w:pPr>
             <w:r>
               <w:rPr>
                 <w:b/>
                 <w:bCs/>
               </w:rPr>
-              <w:t>Rất dễ</w:t>
-            </w:r>
-            <w:r>
-              <w:t xml:space="preserve"> (Chỉ 1 câu lệnh).</w:t>
+              <w:t>Rất dễ (Chỉ tốn 1 dòng lệnh).</w:t>
             </w:r>
           </w:p>
         </w:tc>
@@ -179,25 +354,22 @@
               <w:bottom w:val="single" w:sz="6" w:space="0" w:color="auto"/>
               <w:right w:val="single" w:sz="6" w:space="0" w:color="auto"/>
             </w:tcBorders>
-            <w:tcMar>
-              <w:top w:w="240" w:type="dxa"/>
-              <w:left w:w="0" w:type="dxa"/>
-              <w:bottom w:w="240" w:type="dxa"/>
-              <w:right w:w="0" w:type="dxa"/>
-            </w:tcMar>
             <w:vAlign w:val="center"/>
             <w:hideMark/>
           </w:tcPr>
           <w:p>
+            <w:pPr>
+              <w:rPr>
+                <w:b/>
+                <w:bCs/>
+              </w:rPr>
+            </w:pPr>
             <w:r>
               <w:rPr>
                 <w:b/>
                 <w:bCs/>
               </w:rPr>
-              <w:t>Phức tạp hơn</w:t>
-            </w:r>
-            <w:r>
-              <w:t xml:space="preserve"> (Nhiều bước).</w:t>
+              <w:t>Phức tạp hơn (Cần nhiều bước hơn).</w:t>
             </w:r>
           </w:p>
         </w:tc>
@@ -215,22 +387,22 @@
               <w:bottom w:val="single" w:sz="6" w:space="0" w:color="auto"/>
               <w:right w:val="single" w:sz="6" w:space="0" w:color="auto"/>
             </w:tcBorders>
-            <w:tcMar>
-              <w:top w:w="240" w:type="dxa"/>
-              <w:left w:w="0" w:type="dxa"/>
-              <w:bottom w:w="240" w:type="dxa"/>
-              <w:right w:w="180" w:type="dxa"/>
-            </w:tcMar>
             <w:vAlign w:val="center"/>
             <w:hideMark/>
           </w:tcPr>
           <w:p>
+            <w:pPr>
+              <w:rPr>
+                <w:b/>
+                <w:bCs/>
+              </w:rPr>
+            </w:pPr>
             <w:r>
               <w:rPr>
                 <w:b/>
                 <w:bCs/>
               </w:rPr>
-              <w:t>Rủi ro</w:t>
+              <w:t>Rủi ro sập ứng dụng</w:t>
             </w:r>
           </w:p>
         </w:tc>
@@ -243,25 +415,22 @@
               <w:bottom w:val="single" w:sz="6" w:space="0" w:color="auto"/>
               <w:right w:val="single" w:sz="6" w:space="0" w:color="auto"/>
             </w:tcBorders>
-            <w:tcMar>
-              <w:top w:w="240" w:type="dxa"/>
-              <w:left w:w="0" w:type="dxa"/>
-              <w:bottom w:w="240" w:type="dxa"/>
-              <w:right w:w="180" w:type="dxa"/>
-            </w:tcMar>
             <w:vAlign w:val="center"/>
             <w:hideMark/>
           </w:tcPr>
           <w:p>
+            <w:pPr>
+              <w:rPr>
+                <w:b/>
+                <w:bCs/>
+              </w:rPr>
+            </w:pPr>
             <w:r>
               <w:rPr>
                 <w:b/>
                 <w:bCs/>
               </w:rPr>
-              <w:t>Cao</w:t>
-            </w:r>
-            <w:r>
-              <w:t>. Nếu 2 triệu dòng đang bị khóa để sửa, người dùng không thể đăng nhập -&gt; Sập ứng dụng.</w:t>
+              <w:t>Rất cao. Khi sửa 2 triệu dòng, MySQL sẽ khóa bảng (Table Lock). Khách hàng không thể đăng nhập trong suốt quá trình này.</w:t>
             </w:r>
           </w:p>
         </w:tc>
@@ -274,25 +443,22 @@
               <w:bottom w:val="single" w:sz="6" w:space="0" w:color="auto"/>
               <w:right w:val="single" w:sz="6" w:space="0" w:color="auto"/>
             </w:tcBorders>
-            <w:tcMar>
-              <w:top w:w="240" w:type="dxa"/>
-              <w:left w:w="0" w:type="dxa"/>
-              <w:bottom w:w="240" w:type="dxa"/>
-              <w:right w:w="0" w:type="dxa"/>
-            </w:tcMar>
             <w:vAlign w:val="center"/>
             <w:hideMark/>
           </w:tcPr>
           <w:p>
+            <w:pPr>
+              <w:rPr>
+                <w:b/>
+                <w:bCs/>
+              </w:rPr>
+            </w:pPr>
             <w:r>
               <w:rPr>
                 <w:b/>
                 <w:bCs/>
               </w:rPr>
-              <w:t>Thấp</w:t>
-            </w:r>
-            <w:r>
-              <w:t>. Bạn làm việc trên cột mới, bảng vẫn hoạt động bình thường.</w:t>
+              <w:t>Thấp. Việc thêm một cột mới diễn ra nhanh hơn và không ảnh hưởng đến dữ liệu đang đọc ở cột cũ.</w:t>
             </w:r>
           </w:p>
         </w:tc>
@@ -310,22 +476,22 @@
               <w:bottom w:val="single" w:sz="6" w:space="0" w:color="auto"/>
               <w:right w:val="single" w:sz="6" w:space="0" w:color="auto"/>
             </w:tcBorders>
-            <w:tcMar>
-              <w:top w:w="240" w:type="dxa"/>
-              <w:left w:w="0" w:type="dxa"/>
-              <w:bottom w:w="240" w:type="dxa"/>
-              <w:right w:w="180" w:type="dxa"/>
-            </w:tcMar>
             <w:vAlign w:val="center"/>
             <w:hideMark/>
           </w:tcPr>
           <w:p>
+            <w:pPr>
+              <w:rPr>
+                <w:b/>
+                <w:bCs/>
+              </w:rPr>
+            </w:pPr>
             <w:r>
               <w:rPr>
                 <w:b/>
                 <w:bCs/>
               </w:rPr>
-              <w:t>Xử lý số 0</w:t>
+              <w:t>Xử lý số 0 ở đầu</w:t>
             </w:r>
           </w:p>
         </w:tc>
@@ -338,18 +504,22 @@
               <w:bottom w:val="single" w:sz="6" w:space="0" w:color="auto"/>
               <w:right w:val="single" w:sz="6" w:space="0" w:color="auto"/>
             </w:tcBorders>
-            <w:tcMar>
-              <w:top w:w="240" w:type="dxa"/>
-              <w:left w:w="0" w:type="dxa"/>
-              <w:bottom w:w="240" w:type="dxa"/>
-              <w:right w:w="180" w:type="dxa"/>
-            </w:tcMar>
             <w:vAlign w:val="center"/>
             <w:hideMark/>
           </w:tcPr>
           <w:p>
+            <w:pPr>
+              <w:rPr>
+                <w:b/>
+                <w:bCs/>
+              </w:rPr>
+            </w:pPr>
             <w:r>
-              <w:t>Khó kiểm soát việc tự động thêm lại số '0'.</w:t>
+              <w:rPr>
+                <w:b/>
+                <w:bCs/>
+              </w:rPr>
+              <w:t>Không thể. Lệnh DDL chỉ đổi kiểu, 98 sẽ thành '98', không thể tự biến lại thành '098'.</w:t>
             </w:r>
           </w:p>
         </w:tc>
@@ -362,18 +532,22 @@
               <w:bottom w:val="single" w:sz="6" w:space="0" w:color="auto"/>
               <w:right w:val="single" w:sz="6" w:space="0" w:color="auto"/>
             </w:tcBorders>
-            <w:tcMar>
-              <w:top w:w="240" w:type="dxa"/>
-              <w:left w:w="0" w:type="dxa"/>
-              <w:bottom w:w="240" w:type="dxa"/>
-              <w:right w:w="0" w:type="dxa"/>
-            </w:tcMar>
             <w:vAlign w:val="center"/>
             <w:hideMark/>
           </w:tcPr>
           <w:p>
+            <w:pPr>
+              <w:rPr>
+                <w:b/>
+                <w:bCs/>
+              </w:rPr>
+            </w:pPr>
             <w:r>
-              <w:t>Dễ dàng dùng hàm để nối thêm số '0' khi copy.</w:t>
+              <w:rPr>
+                <w:b/>
+                <w:bCs/>
+              </w:rPr>
+              <w:t>Linh hoạt. Cho phép bạn kiểm tra dữ liệu trước khi chốt hạ xóa cột cũ.</w:t>
             </w:r>
           </w:p>
         </w:tc>
@@ -391,22 +565,22 @@
               <w:bottom w:val="single" w:sz="6" w:space="0" w:color="auto"/>
               <w:right w:val="single" w:sz="6" w:space="0" w:color="auto"/>
             </w:tcBorders>
-            <w:tcMar>
-              <w:top w:w="240" w:type="dxa"/>
-              <w:left w:w="0" w:type="dxa"/>
-              <w:bottom w:w="240" w:type="dxa"/>
-              <w:right w:w="180" w:type="dxa"/>
-            </w:tcMar>
             <w:vAlign w:val="center"/>
             <w:hideMark/>
           </w:tcPr>
           <w:p>
+            <w:pPr>
+              <w:rPr>
+                <w:b/>
+                <w:bCs/>
+              </w:rPr>
+            </w:pPr>
             <w:r>
               <w:rPr>
                 <w:b/>
                 <w:bCs/>
               </w:rPr>
-              <w:t>Tốc độ</w:t>
+              <w:t>Tính an toàn dữ liệu</w:t>
             </w:r>
           </w:p>
         </w:tc>
@@ -419,18 +593,22 @@
               <w:bottom w:val="single" w:sz="6" w:space="0" w:color="auto"/>
               <w:right w:val="single" w:sz="6" w:space="0" w:color="auto"/>
             </w:tcBorders>
-            <w:tcMar>
-              <w:top w:w="240" w:type="dxa"/>
-              <w:left w:w="0" w:type="dxa"/>
-              <w:bottom w:w="240" w:type="dxa"/>
-              <w:right w:w="180" w:type="dxa"/>
-            </w:tcMar>
             <w:vAlign w:val="center"/>
             <w:hideMark/>
           </w:tcPr>
           <w:p>
+            <w:pPr>
+              <w:rPr>
+                <w:b/>
+                <w:bCs/>
+              </w:rPr>
+            </w:pPr>
             <w:r>
-              <w:t>Chậm (Lock bảng lâu).</w:t>
+              <w:rPr>
+                <w:b/>
+                <w:bCs/>
+              </w:rPr>
+              <w:t>Nếu máy chủ bị ngắt điện giữa chừng, bảng dữ liệu dễ bị hỏng (corrupt).</w:t>
             </w:r>
           </w:p>
         </w:tc>
@@ -443,18 +621,22 @@
               <w:bottom w:val="single" w:sz="6" w:space="0" w:color="auto"/>
               <w:right w:val="single" w:sz="6" w:space="0" w:color="auto"/>
             </w:tcBorders>
-            <w:tcMar>
-              <w:top w:w="240" w:type="dxa"/>
-              <w:left w:w="0" w:type="dxa"/>
-              <w:bottom w:w="240" w:type="dxa"/>
-              <w:right w:w="0" w:type="dxa"/>
-            </w:tcMar>
             <w:vAlign w:val="center"/>
             <w:hideMark/>
           </w:tcPr>
           <w:p>
+            <w:pPr>
+              <w:rPr>
+                <w:b/>
+                <w:bCs/>
+              </w:rPr>
+            </w:pPr>
             <w:r>
-              <w:t>Linh hoạt hơn.</w:t>
+              <w:rPr>
+                <w:b/>
+                <w:bCs/>
+              </w:rPr>
+              <w:t>An toàn hơn vì dữ liệu gốc ở cột Phone vẫn còn đó.</w:t>
             </w:r>
           </w:p>
         </w:tc>
@@ -469,6 +651,163 @@
     </w:sectPr>
   </w:body>
 </w:document>
+</file>
+
+<file path=word/numbering.xml><?xml version="1.0" encoding="utf-8"?>
+<w:numbering xmlns:wpc="http://schemas.microsoft.com/office/word/2010/wordprocessingCanvas" xmlns:cx="http://schemas.microsoft.com/office/drawing/2014/chartex" xmlns:cx1="http://schemas.microsoft.com/office/drawing/2015/9/8/chartex" xmlns:cx2="http://schemas.microsoft.com/office/drawing/2015/10/21/chartex" xmlns:cx3="http://schemas.microsoft.com/office/drawing/2016/5/9/chartex" xmlns:cx4="http://schemas.microsoft.com/office/drawing/2016/5/10/chartex" xmlns:cx5="http://schemas.microsoft.com/office/drawing/2016/5/11/chartex" xmlns:cx6="http://schemas.microsoft.com/office/drawing/2016/5/12/chartex" xmlns:cx7="http://schemas.microsoft.com/office/drawing/2016/5/13/chartex" xmlns:cx8="http://schemas.microsoft.com/office/drawing/2016/5/14/chartex" xmlns:mc="http://schemas.openxmlformats.org/markup-compatibility/2006" xmlns:aink="http://schemas.microsoft.com/office/drawing/2016/ink" xmlns:am3d="http://schemas.microsoft.com/office/drawing/2017/model3d" xmlns:o="urn:schemas-microsoft-com:office:office" xmlns:oel="http://schemas.microsoft.com/office/2019/extlst" xmlns:r="http://schemas.openxmlformats.org/officeDocument/2006/relationships" xmlns:m="http://schemas.openxmlformats.org/officeDocument/2006/math" xmlns:v="urn:schemas-microsoft-com:vml" xmlns:wp14="http://schemas.microsoft.com/office/word/2010/wordprocessingDrawing" xmlns:wp="http://schemas.openxmlformats.org/drawingml/2006/wordprocessingDrawing" xmlns:w10="urn:schemas-microsoft-com:office:word" xmlns:w="http://schemas.openxmlformats.org/wordprocessingml/2006/main" xmlns:w14="http://schemas.microsoft.com/office/word/2010/wordml" xmlns:w15="http://schemas.microsoft.com/office/word/2012/wordml" xmlns:w16cex="http://schemas.microsoft.com/office/word/2018/wordml/cex" xmlns:w16cid="http://schemas.microsoft.com/office/word/2016/wordml/cid" xmlns:w16="http://schemas.microsoft.com/office/word/2018/wordml" xmlns:w16du="http://schemas.microsoft.com/office/word/2023/wordml/word16du" xmlns:w16sdtdh="http://schemas.microsoft.com/office/word/2020/wordml/sdtdatahash" xmlns:w16sdtfl="http://schemas.microsoft.com/office/word/2024/wordml/sdtformatlock" xmlns:w16se="http://schemas.microsoft.com/office/word/2015/wordml/symex" xmlns:wpg="http://schemas.microsoft.com/office/word/2010/wordprocessingGroup" xmlns:wpi="http://schemas.microsoft.com/office/word/2010/wordprocessingInk" xmlns:wne="http://schemas.microsoft.com/office/word/2006/wordml" xmlns:wps="http://schemas.microsoft.com/office/word/2010/wordprocessingShape" mc:Ignorable="w14 w15 w16se w16cid w16 w16cex w16sdtdh w16sdtfl w16du wp14">
+  <w:abstractNum w:abstractNumId="0" w15:restartNumberingAfterBreak="0">
+    <w:nsid w:val="7F971CED"/>
+    <w:multiLevelType w:val="multilevel"/>
+    <w:tmpl w:val="C07CDAA8"/>
+    <w:lvl w:ilvl="0">
+      <w:start w:val="1"/>
+      <w:numFmt w:val="bullet"/>
+      <w:lvlText w:val=""/>
+      <w:lvlJc w:val="left"/>
+      <w:pPr>
+        <w:tabs>
+          <w:tab w:val="num" w:pos="720"/>
+        </w:tabs>
+        <w:ind w:left="720" w:hanging="360"/>
+      </w:pPr>
+      <w:rPr>
+        <w:rFonts w:ascii="Symbol" w:hAnsi="Symbol" w:hint="default"/>
+        <w:sz w:val="20"/>
+      </w:rPr>
+    </w:lvl>
+    <w:lvl w:ilvl="1">
+      <w:start w:val="1"/>
+      <w:numFmt w:val="bullet"/>
+      <w:lvlText w:val="o"/>
+      <w:lvlJc w:val="left"/>
+      <w:pPr>
+        <w:tabs>
+          <w:tab w:val="num" w:pos="1440"/>
+        </w:tabs>
+        <w:ind w:left="1440" w:hanging="360"/>
+      </w:pPr>
+      <w:rPr>
+        <w:rFonts w:ascii="Courier New" w:hAnsi="Courier New" w:hint="default"/>
+        <w:sz w:val="20"/>
+      </w:rPr>
+    </w:lvl>
+    <w:lvl w:ilvl="2" w:tentative="1">
+      <w:start w:val="1"/>
+      <w:numFmt w:val="bullet"/>
+      <w:lvlText w:val=""/>
+      <w:lvlJc w:val="left"/>
+      <w:pPr>
+        <w:tabs>
+          <w:tab w:val="num" w:pos="2160"/>
+        </w:tabs>
+        <w:ind w:left="2160" w:hanging="360"/>
+      </w:pPr>
+      <w:rPr>
+        <w:rFonts w:ascii="Wingdings" w:hAnsi="Wingdings" w:hint="default"/>
+        <w:sz w:val="20"/>
+      </w:rPr>
+    </w:lvl>
+    <w:lvl w:ilvl="3" w:tentative="1">
+      <w:start w:val="1"/>
+      <w:numFmt w:val="bullet"/>
+      <w:lvlText w:val=""/>
+      <w:lvlJc w:val="left"/>
+      <w:pPr>
+        <w:tabs>
+          <w:tab w:val="num" w:pos="2880"/>
+        </w:tabs>
+        <w:ind w:left="2880" w:hanging="360"/>
+      </w:pPr>
+      <w:rPr>
+        <w:rFonts w:ascii="Wingdings" w:hAnsi="Wingdings" w:hint="default"/>
+        <w:sz w:val="20"/>
+      </w:rPr>
+    </w:lvl>
+    <w:lvl w:ilvl="4" w:tentative="1">
+      <w:start w:val="1"/>
+      <w:numFmt w:val="bullet"/>
+      <w:lvlText w:val=""/>
+      <w:lvlJc w:val="left"/>
+      <w:pPr>
+        <w:tabs>
+          <w:tab w:val="num" w:pos="3600"/>
+        </w:tabs>
+        <w:ind w:left="3600" w:hanging="360"/>
+      </w:pPr>
+      <w:rPr>
+        <w:rFonts w:ascii="Wingdings" w:hAnsi="Wingdings" w:hint="default"/>
+        <w:sz w:val="20"/>
+      </w:rPr>
+    </w:lvl>
+    <w:lvl w:ilvl="5" w:tentative="1">
+      <w:start w:val="1"/>
+      <w:numFmt w:val="bullet"/>
+      <w:lvlText w:val=""/>
+      <w:lvlJc w:val="left"/>
+      <w:pPr>
+        <w:tabs>
+          <w:tab w:val="num" w:pos="4320"/>
+        </w:tabs>
+        <w:ind w:left="4320" w:hanging="360"/>
+      </w:pPr>
+      <w:rPr>
+        <w:rFonts w:ascii="Wingdings" w:hAnsi="Wingdings" w:hint="default"/>
+        <w:sz w:val="20"/>
+      </w:rPr>
+    </w:lvl>
+    <w:lvl w:ilvl="6" w:tentative="1">
+      <w:start w:val="1"/>
+      <w:numFmt w:val="bullet"/>
+      <w:lvlText w:val=""/>
+      <w:lvlJc w:val="left"/>
+      <w:pPr>
+        <w:tabs>
+          <w:tab w:val="num" w:pos="5040"/>
+        </w:tabs>
+        <w:ind w:left="5040" w:hanging="360"/>
+      </w:pPr>
+      <w:rPr>
+        <w:rFonts w:ascii="Wingdings" w:hAnsi="Wingdings" w:hint="default"/>
+        <w:sz w:val="20"/>
+      </w:rPr>
+    </w:lvl>
+    <w:lvl w:ilvl="7" w:tentative="1">
+      <w:start w:val="1"/>
+      <w:numFmt w:val="bullet"/>
+      <w:lvlText w:val=""/>
+      <w:lvlJc w:val="left"/>
+      <w:pPr>
+        <w:tabs>
+          <w:tab w:val="num" w:pos="5760"/>
+        </w:tabs>
+        <w:ind w:left="5760" w:hanging="360"/>
+      </w:pPr>
+      <w:rPr>
+        <w:rFonts w:ascii="Wingdings" w:hAnsi="Wingdings" w:hint="default"/>
+        <w:sz w:val="20"/>
+      </w:rPr>
+    </w:lvl>
+    <w:lvl w:ilvl="8" w:tentative="1">
+      <w:start w:val="1"/>
+      <w:numFmt w:val="bullet"/>
+      <w:lvlText w:val=""/>
+      <w:lvlJc w:val="left"/>
+      <w:pPr>
+        <w:tabs>
+          <w:tab w:val="num" w:pos="6480"/>
+        </w:tabs>
+        <w:ind w:left="6480" w:hanging="360"/>
+      </w:pPr>
+      <w:rPr>
+        <w:rFonts w:ascii="Wingdings" w:hAnsi="Wingdings" w:hint="default"/>
+        <w:sz w:val="20"/>
+      </w:rPr>
+    </w:lvl>
+  </w:abstractNum>
+  <w:num w:numId="1" w16cid:durableId="1862013874">
+    <w:abstractNumId w:val="0"/>
+  </w:num>
+</w:numbering>
 </file>
 
 <file path=word/styles.xml><?xml version="1.0" encoding="utf-8"?>
